--- a/docs/dev/DEV-02 Core Model Training.docx
+++ b/docs/dev/DEV-02 Core Model Training.docx
@@ -180,15 +180,15 @@
     <w:p>
       <w:pPr>
         <w:keepNext/>
-        <w:spacing w:after="80" w:before="120"/>
-      </w:pPr>
-      <w:r>
-        <w:rPr>
-          <w:rFonts w:ascii="Arial" w:cs="Arial" w:eastAsia="Arial" w:hAnsi="Arial"/>
-          <w:i/>
-          <w:iCs/>
-          <w:sz w:val="18"/>
-          <w:szCs w:val="18"/>
+        <w:spacing w:after="80" w:before="160"/>
+      </w:pPr>
+      <w:r>
+        <w:rPr>
+          <w:rFonts w:ascii="Arial" w:cs="Arial" w:eastAsia="Arial" w:hAnsi="Arial"/>
+          <w:b/>
+          <w:bCs/>
+          <w:sz w:val="22"/>
+          <w:szCs w:val="22"/>
         </w:rPr>
         <w:t xml:space="preserve">Table 1. Validation rules applied before training</w:t>
       </w:r>
@@ -1351,15 +1351,15 @@
     <w:p>
       <w:pPr>
         <w:keepNext/>
-        <w:spacing w:after="80" w:before="120"/>
-      </w:pPr>
-      <w:r>
-        <w:rPr>
-          <w:rFonts w:ascii="Arial" w:cs="Arial" w:eastAsia="Arial" w:hAnsi="Arial"/>
-          <w:i/>
-          <w:iCs/>
-          <w:sz w:val="18"/>
-          <w:szCs w:val="18"/>
+        <w:spacing w:after="80" w:before="160"/>
+      </w:pPr>
+      <w:r>
+        <w:rPr>
+          <w:rFonts w:ascii="Arial" w:cs="Arial" w:eastAsia="Arial" w:hAnsi="Arial"/>
+          <w:b/>
+          <w:bCs/>
+          <w:sz w:val="22"/>
+          <w:szCs w:val="22"/>
         </w:rPr>
         <w:t xml:space="preserve">Table 2. Model configuration</w:t>
       </w:r>
@@ -1955,15 +1955,15 @@
     <w:p>
       <w:pPr>
         <w:keepNext/>
-        <w:spacing w:after="80" w:before="120"/>
-      </w:pPr>
-      <w:r>
-        <w:rPr>
-          <w:rFonts w:ascii="Arial" w:cs="Arial" w:eastAsia="Arial" w:hAnsi="Arial"/>
-          <w:i/>
-          <w:iCs/>
-          <w:sz w:val="18"/>
-          <w:szCs w:val="18"/>
+        <w:spacing w:after="80" w:before="160"/>
+      </w:pPr>
+      <w:r>
+        <w:rPr>
+          <w:rFonts w:ascii="Arial" w:cs="Arial" w:eastAsia="Arial" w:hAnsi="Arial"/>
+          <w:b/>
+          <w:bCs/>
+          <w:sz w:val="22"/>
+          <w:szCs w:val="22"/>
         </w:rPr>
         <w:t xml:space="preserve">Table 3. Cross-validation results (training set)</w:t>
       </w:r>
@@ -2318,15 +2318,15 @@
     <w:p>
       <w:pPr>
         <w:keepNext/>
-        <w:spacing w:after="80" w:before="120"/>
-      </w:pPr>
-      <w:r>
-        <w:rPr>
-          <w:rFonts w:ascii="Arial" w:cs="Arial" w:eastAsia="Arial" w:hAnsi="Arial"/>
-          <w:i/>
-          <w:iCs/>
-          <w:sz w:val="18"/>
-          <w:szCs w:val="18"/>
+        <w:spacing w:after="80" w:before="160"/>
+      </w:pPr>
+      <w:r>
+        <w:rPr>
+          <w:rFonts w:ascii="Arial" w:cs="Arial" w:eastAsia="Arial" w:hAnsi="Arial"/>
+          <w:b/>
+          <w:bCs/>
+          <w:sz w:val="22"/>
+          <w:szCs w:val="22"/>
         </w:rPr>
         <w:t xml:space="preserve">Table 4. Test-set results (392 requests the model never saw)</w:t>
       </w:r>
@@ -3012,15 +3012,15 @@
     <w:p>
       <w:pPr>
         <w:keepNext/>
-        <w:spacing w:after="80" w:before="120"/>
-      </w:pPr>
-      <w:r>
-        <w:rPr>
-          <w:rFonts w:ascii="Arial" w:cs="Arial" w:eastAsia="Arial" w:hAnsi="Arial"/>
-          <w:i/>
-          <w:iCs/>
-          <w:sz w:val="18"/>
-          <w:szCs w:val="18"/>
+        <w:spacing w:after="80" w:before="160"/>
+      </w:pPr>
+      <w:r>
+        <w:rPr>
+          <w:rFonts w:ascii="Arial" w:cs="Arial" w:eastAsia="Arial" w:hAnsi="Arial"/>
+          <w:b/>
+          <w:bCs/>
+          <w:sz w:val="22"/>
+          <w:szCs w:val="22"/>
         </w:rPr>
         <w:t xml:space="preserve">Table 5. At-risk flag on the test set (127 requests really finished late)</w:t>
       </w:r>
@@ -3756,15 +3756,15 @@
     <w:p>
       <w:pPr>
         <w:keepNext/>
-        <w:spacing w:after="80" w:before="120"/>
-      </w:pPr>
-      <w:r>
-        <w:rPr>
-          <w:rFonts w:ascii="Arial" w:cs="Arial" w:eastAsia="Arial" w:hAnsi="Arial"/>
-          <w:i/>
-          <w:iCs/>
-          <w:sz w:val="18"/>
-          <w:szCs w:val="18"/>
+        <w:spacing w:after="80" w:before="160"/>
+      </w:pPr>
+      <w:r>
+        <w:rPr>
+          <w:rFonts w:ascii="Arial" w:cs="Arial" w:eastAsia="Arial" w:hAnsi="Arial"/>
+          <w:b/>
+          <w:bCs/>
+          <w:sz w:val="22"/>
+          <w:szCs w:val="22"/>
         </w:rPr>
         <w:t xml:space="preserve">Table 6. Final weights (days added per unit of each feature)</w:t>
       </w:r>
@@ -4971,7 +4971,7 @@
 <w:ftr xmlns:wpc="http://schemas.microsoft.com/office/word/2010/wordprocessingCanvas" xmlns:mc="http://schemas.openxmlformats.org/markup-compatibility/2006" xmlns:o="urn:schemas-microsoft-com:office:office" xmlns:r="http://schemas.openxmlformats.org/officeDocument/2006/relationships" xmlns:m="http://schemas.openxmlformats.org/officeDocument/2006/math" xmlns:v="urn:schemas-microsoft-com:vml" xmlns:wp14="http://schemas.microsoft.com/office/word/2010/wordprocessingDrawing" xmlns:wp="http://schemas.openxmlformats.org/drawingml/2006/wordprocessingDrawing" xmlns:w10="urn:schemas-microsoft-com:office:word" xmlns:w="http://schemas.openxmlformats.org/wordprocessingml/2006/main" xmlns:w14="http://schemas.microsoft.com/office/word/2010/wordml" xmlns:w15="http://schemas.microsoft.com/office/word/2012/wordml" xmlns:wpg="http://schemas.microsoft.com/office/word/2010/wordprocessingGroup" xmlns:wpi="http://schemas.microsoft.com/office/word/2010/wordprocessingInk" xmlns:wne="http://schemas.microsoft.com/office/word/2006/wordml" xmlns:wps="http://schemas.microsoft.com/office/word/2010/wordprocessingShape">
   <w:p>
     <w:pPr>
-      <w:jc w:val="right"/>
+      <w:jc w:val="center"/>
     </w:pPr>
     <w:r>
       <w:rPr>

--- a/docs/dev/DEV-02 Core Model Training.docx
+++ b/docs/dev/DEV-02 Core Model Training.docx
@@ -55,7 +55,7 @@
           <w:sz w:val="22"/>
           <w:szCs w:val="22"/>
         </w:rPr>
-        <w:t xml:space="preserve">linear regression</w:t>
+        <w:t xml:space="preserve">multiple linear regression</w:t>
       </w:r>
       <w:r>
         <w:rPr>
@@ -2516,7 +2516,7 @@
                 <w:sz w:val="18"/>
                 <w:szCs w:val="18"/>
               </w:rPr>
-              <w:t xml:space="preserve">Baseline: always the average (DEV-01)</w:t>
+              <w:t xml:space="preserve">Reference: always the average</w:t>
             </w:r>
           </w:p>
         </w:tc>
@@ -2641,7 +2641,7 @@
                 <w:sz w:val="18"/>
                 <w:szCs w:val="18"/>
               </w:rPr>
-              <w:t xml:space="preserve">Linear regression, OLS</w:t>
+              <w:t xml:space="preserve">Baseline: simple linear regression (DEV-01)</w:t>
             </w:r>
           </w:p>
         </w:tc>
@@ -2671,7 +2671,7 @@
                 <w:sz w:val="18"/>
                 <w:szCs w:val="18"/>
               </w:rPr>
-              <w:t xml:space="preserve">3.065</w:t>
+              <w:t xml:space="preserve">3.441</w:t>
             </w:r>
           </w:p>
         </w:tc>
@@ -2701,7 +2701,7 @@
                 <w:sz w:val="18"/>
                 <w:szCs w:val="18"/>
               </w:rPr>
-              <w:t xml:space="preserve">4.300</w:t>
+              <w:t xml:space="preserve">4.768</w:t>
             </w:r>
           </w:p>
         </w:tc>
@@ -2731,7 +2731,7 @@
                 <w:sz w:val="18"/>
                 <w:szCs w:val="18"/>
               </w:rPr>
-              <w:t xml:space="preserve">0.461</w:t>
+              <w:t xml:space="preserve">0.337</w:t>
             </w:r>
           </w:p>
         </w:tc>
@@ -2766,7 +2766,132 @@
                 <w:sz w:val="18"/>
                 <w:szCs w:val="18"/>
               </w:rPr>
-              <w:t xml:space="preserve">Linear regression, Ridge (chosen)</w:t>
+              <w:t xml:space="preserve">Multiple linear regression, OLS</w:t>
+            </w:r>
+          </w:p>
+        </w:tc>
+        <w:tc>
+          <w:tcPr>
+            <w:tcW w:type="dxa" w:w="1720"/>
+            <w:tcBorders>
+              <w:top w:val="single" w:color="999999" w:sz="4"/>
+              <w:left w:val="single" w:color="999999" w:sz="4"/>
+              <w:bottom w:val="single" w:color="999999" w:sz="4"/>
+              <w:right w:val="single" w:color="999999" w:sz="4"/>
+            </w:tcBorders>
+            <w:tcMar>
+              <w:top w:type="dxa" w:w="50"/>
+              <w:left w:type="dxa" w:w="90"/>
+              <w:bottom w:type="dxa" w:w="50"/>
+              <w:right w:type="dxa" w:w="90"/>
+            </w:tcMar>
+          </w:tcPr>
+          <w:p>
+            <w:pPr>
+              <w:keepNext/>
+            </w:pPr>
+            <w:r>
+              <w:rPr>
+                <w:rFonts w:ascii="Arial" w:cs="Arial" w:eastAsia="Arial" w:hAnsi="Arial"/>
+                <w:sz w:val="18"/>
+                <w:szCs w:val="18"/>
+              </w:rPr>
+              <w:t xml:space="preserve">3.065</w:t>
+            </w:r>
+          </w:p>
+        </w:tc>
+        <w:tc>
+          <w:tcPr>
+            <w:tcW w:type="dxa" w:w="1720"/>
+            <w:tcBorders>
+              <w:top w:val="single" w:color="999999" w:sz="4"/>
+              <w:left w:val="single" w:color="999999" w:sz="4"/>
+              <w:bottom w:val="single" w:color="999999" w:sz="4"/>
+              <w:right w:val="single" w:color="999999" w:sz="4"/>
+            </w:tcBorders>
+            <w:tcMar>
+              <w:top w:type="dxa" w:w="50"/>
+              <w:left w:type="dxa" w:w="90"/>
+              <w:bottom w:type="dxa" w:w="50"/>
+              <w:right w:type="dxa" w:w="90"/>
+            </w:tcMar>
+          </w:tcPr>
+          <w:p>
+            <w:pPr>
+              <w:keepNext/>
+            </w:pPr>
+            <w:r>
+              <w:rPr>
+                <w:rFonts w:ascii="Arial" w:cs="Arial" w:eastAsia="Arial" w:hAnsi="Arial"/>
+                <w:sz w:val="18"/>
+                <w:szCs w:val="18"/>
+              </w:rPr>
+              <w:t xml:space="preserve">4.300</w:t>
+            </w:r>
+          </w:p>
+        </w:tc>
+        <w:tc>
+          <w:tcPr>
+            <w:tcW w:type="dxa" w:w="1720"/>
+            <w:tcBorders>
+              <w:top w:val="single" w:color="999999" w:sz="4"/>
+              <w:left w:val="single" w:color="999999" w:sz="4"/>
+              <w:bottom w:val="single" w:color="999999" w:sz="4"/>
+              <w:right w:val="single" w:color="999999" w:sz="4"/>
+            </w:tcBorders>
+            <w:tcMar>
+              <w:top w:type="dxa" w:w="50"/>
+              <w:left w:type="dxa" w:w="90"/>
+              <w:bottom w:type="dxa" w:w="50"/>
+              <w:right w:type="dxa" w:w="90"/>
+            </w:tcMar>
+          </w:tcPr>
+          <w:p>
+            <w:pPr>
+              <w:keepNext/>
+            </w:pPr>
+            <w:r>
+              <w:rPr>
+                <w:rFonts w:ascii="Arial" w:cs="Arial" w:eastAsia="Arial" w:hAnsi="Arial"/>
+                <w:sz w:val="18"/>
+                <w:szCs w:val="18"/>
+              </w:rPr>
+              <w:t xml:space="preserve">0.461</w:t>
+            </w:r>
+          </w:p>
+        </w:tc>
+      </w:tr>
+      <w:tr>
+        <w:trPr>
+          <w:cantSplit/>
+        </w:trPr>
+        <w:tc>
+          <w:tcPr>
+            <w:tcW w:type="dxa" w:w="4200"/>
+            <w:tcBorders>
+              <w:top w:val="single" w:color="999999" w:sz="4"/>
+              <w:left w:val="single" w:color="999999" w:sz="4"/>
+              <w:bottom w:val="single" w:color="999999" w:sz="4"/>
+              <w:right w:val="single" w:color="999999" w:sz="4"/>
+            </w:tcBorders>
+            <w:tcMar>
+              <w:top w:type="dxa" w:w="50"/>
+              <w:left w:type="dxa" w:w="90"/>
+              <w:bottom w:type="dxa" w:w="50"/>
+              <w:right w:type="dxa" w:w="90"/>
+            </w:tcMar>
+          </w:tcPr>
+          <w:p>
+            <w:pPr>
+              <w:keepNext/>
+            </w:pPr>
+            <w:r>
+              <w:rPr>
+                <w:rFonts w:ascii="Arial" w:cs="Arial" w:eastAsia="Arial" w:hAnsi="Arial"/>
+                <w:sz w:val="18"/>
+                <w:szCs w:val="18"/>
+              </w:rPr>
+              <w:t xml:space="preserve">Multiple linear regression, Ridge (chosen)</w:t>
             </w:r>
           </w:p>
         </w:tc>
@@ -2877,7 +3002,7 @@
           <w:sz w:val="22"/>
           <w:szCs w:val="22"/>
         </w:rPr>
-        <w:t xml:space="preserve">The model cuts the average error from 4.4 to </w:t>
+        <w:t xml:space="preserve">The core model lowers the average error to </w:t>
       </w:r>
       <w:r>
         <w:rPr>
@@ -2887,7 +3012,7 @@
           <w:sz w:val="22"/>
           <w:szCs w:val="22"/>
         </w:rPr>
-        <w:t xml:space="preserve">3.1 days (30% lower)</w:t>
+        <w:t xml:space="preserve">3.1 days</w:t>
       </w:r>
       <w:r>
         <w:rPr>
@@ -2895,7 +3020,7 @@
           <w:sz w:val="22"/>
           <w:szCs w:val="22"/>
         </w:rPr>
-        <w:t xml:space="preserve"> and explains </w:t>
+        <w:t xml:space="preserve">, against 3.4 for the baseline and 4.4 for the average, and explains </w:t>
       </w:r>
       <w:r>
         <w:rPr>
@@ -2913,7 +3038,7 @@
           <w:sz w:val="22"/>
           <w:szCs w:val="22"/>
         </w:rPr>
-        <w:t xml:space="preserve"> of the variation in turnaround, against 0% for the baseline.</w:t>
+        <w:t xml:space="preserve"> of the variation in turnaround, against 34% and 0%.</w:t>
       </w:r>
     </w:p>
     <w:p>
@@ -2925,7 +3050,7 @@
       <w:r>
         <w:drawing>
           <wp:inline distT="0" distB="0" distL="0" distR="0">
-            <wp:extent cx="5762625" cy="2162175"/>
+            <wp:extent cx="5848350" cy="2076450"/>
             <wp:effectExtent t="0" r="0" b="0" l="0"/>
             <wp:docPr id="1" name="baseline_vs_model.png" descr="baseline_vs_model.png" title="baseline_vs_model.png"/>
             <wp:cNvGraphicFramePr>
@@ -2950,7 +3075,7 @@
                   <pic:spPr bwMode="auto">
                     <a:xfrm>
                       <a:off x="0" y="0"/>
-                      <a:ext cx="5762625" cy="2162175"/>
+                      <a:ext cx="5848350" cy="2076450"/>
                     </a:xfrm>
                     <a:prstGeom prst="rect">
                       <a:avLst/>
@@ -2976,7 +3101,7 @@
           <w:sz w:val="18"/>
           <w:szCs w:val="18"/>
         </w:rPr>
-        <w:t xml:space="preserve">Figure 1. Baseline versus linear regression on the test set</w:t>
+        <w:t xml:space="preserve">Figure 1. Reference, baseline and core model on the test set</w:t>
       </w:r>
     </w:p>
     <w:p>
@@ -3244,7 +3369,7 @@
                 <w:sz w:val="18"/>
                 <w:szCs w:val="18"/>
               </w:rPr>
-              <w:t xml:space="preserve">Baseline</w:t>
+              <w:t xml:space="preserve">Reference (average)</w:t>
             </w:r>
           </w:p>
         </w:tc>
@@ -3399,7 +3524,162 @@
                 <w:sz w:val="18"/>
                 <w:szCs w:val="18"/>
               </w:rPr>
-              <w:t xml:space="preserve">Linear regression</w:t>
+              <w:t xml:space="preserve">Baseline (simple LR)</w:t>
+            </w:r>
+          </w:p>
+        </w:tc>
+        <w:tc>
+          <w:tcPr>
+            <w:tcW w:type="dxa" w:w="1550"/>
+            <w:tcBorders>
+              <w:top w:val="single" w:color="999999" w:sz="4"/>
+              <w:left w:val="single" w:color="999999" w:sz="4"/>
+              <w:bottom w:val="single" w:color="999999" w:sz="4"/>
+              <w:right w:val="single" w:color="999999" w:sz="4"/>
+            </w:tcBorders>
+            <w:tcMar>
+              <w:top w:type="dxa" w:w="50"/>
+              <w:left w:type="dxa" w:w="90"/>
+              <w:bottom w:type="dxa" w:w="50"/>
+              <w:right w:type="dxa" w:w="90"/>
+            </w:tcMar>
+          </w:tcPr>
+          <w:p>
+            <w:pPr>
+              <w:keepNext/>
+            </w:pPr>
+            <w:r>
+              <w:rPr>
+                <w:rFonts w:ascii="Arial" w:cs="Arial" w:eastAsia="Arial" w:hAnsi="Arial"/>
+                <w:sz w:val="18"/>
+                <w:szCs w:val="18"/>
+              </w:rPr>
+              <w:t xml:space="preserve">37</w:t>
+            </w:r>
+          </w:p>
+        </w:tc>
+        <w:tc>
+          <w:tcPr>
+            <w:tcW w:type="dxa" w:w="1550"/>
+            <w:tcBorders>
+              <w:top w:val="single" w:color="999999" w:sz="4"/>
+              <w:left w:val="single" w:color="999999" w:sz="4"/>
+              <w:bottom w:val="single" w:color="999999" w:sz="4"/>
+              <w:right w:val="single" w:color="999999" w:sz="4"/>
+            </w:tcBorders>
+            <w:tcMar>
+              <w:top w:type="dxa" w:w="50"/>
+              <w:left w:type="dxa" w:w="90"/>
+              <w:bottom w:type="dxa" w:w="50"/>
+              <w:right w:type="dxa" w:w="90"/>
+            </w:tcMar>
+          </w:tcPr>
+          <w:p>
+            <w:pPr>
+              <w:keepNext/>
+            </w:pPr>
+            <w:r>
+              <w:rPr>
+                <w:rFonts w:ascii="Arial" w:cs="Arial" w:eastAsia="Arial" w:hAnsi="Arial"/>
+                <w:sz w:val="18"/>
+                <w:szCs w:val="18"/>
+              </w:rPr>
+              <w:t xml:space="preserve">0.378</w:t>
+            </w:r>
+          </w:p>
+        </w:tc>
+        <w:tc>
+          <w:tcPr>
+            <w:tcW w:type="dxa" w:w="1550"/>
+            <w:tcBorders>
+              <w:top w:val="single" w:color="999999" w:sz="4"/>
+              <w:left w:val="single" w:color="999999" w:sz="4"/>
+              <w:bottom w:val="single" w:color="999999" w:sz="4"/>
+              <w:right w:val="single" w:color="999999" w:sz="4"/>
+            </w:tcBorders>
+            <w:tcMar>
+              <w:top w:type="dxa" w:w="50"/>
+              <w:left w:type="dxa" w:w="90"/>
+              <w:bottom w:type="dxa" w:w="50"/>
+              <w:right w:type="dxa" w:w="90"/>
+            </w:tcMar>
+          </w:tcPr>
+          <w:p>
+            <w:pPr>
+              <w:keepNext/>
+            </w:pPr>
+            <w:r>
+              <w:rPr>
+                <w:rFonts w:ascii="Arial" w:cs="Arial" w:eastAsia="Arial" w:hAnsi="Arial"/>
+                <w:sz w:val="18"/>
+                <w:szCs w:val="18"/>
+              </w:rPr>
+              <w:t xml:space="preserve">0.110</w:t>
+            </w:r>
+          </w:p>
+        </w:tc>
+        <w:tc>
+          <w:tcPr>
+            <w:tcW w:type="dxa" w:w="1550"/>
+            <w:tcBorders>
+              <w:top w:val="single" w:color="999999" w:sz="4"/>
+              <w:left w:val="single" w:color="999999" w:sz="4"/>
+              <w:bottom w:val="single" w:color="999999" w:sz="4"/>
+              <w:right w:val="single" w:color="999999" w:sz="4"/>
+            </w:tcBorders>
+            <w:tcMar>
+              <w:top w:type="dxa" w:w="50"/>
+              <w:left w:type="dxa" w:w="90"/>
+              <w:bottom w:type="dxa" w:w="50"/>
+              <w:right w:type="dxa" w:w="90"/>
+            </w:tcMar>
+          </w:tcPr>
+          <w:p>
+            <w:pPr>
+              <w:keepNext/>
+            </w:pPr>
+            <w:r>
+              <w:rPr>
+                <w:rFonts w:ascii="Arial" w:cs="Arial" w:eastAsia="Arial" w:hAnsi="Arial"/>
+                <w:sz w:val="18"/>
+                <w:szCs w:val="18"/>
+              </w:rPr>
+              <w:t xml:space="preserve">0.171</w:t>
+            </w:r>
+          </w:p>
+        </w:tc>
+      </w:tr>
+      <w:tr>
+        <w:trPr>
+          <w:cantSplit/>
+        </w:trPr>
+        <w:tc>
+          <w:tcPr>
+            <w:tcW w:type="dxa" w:w="3160"/>
+            <w:tcBorders>
+              <w:top w:val="single" w:color="999999" w:sz="4"/>
+              <w:left w:val="single" w:color="999999" w:sz="4"/>
+              <w:bottom w:val="single" w:color="999999" w:sz="4"/>
+              <w:right w:val="single" w:color="999999" w:sz="4"/>
+            </w:tcBorders>
+            <w:tcMar>
+              <w:top w:type="dxa" w:w="50"/>
+              <w:left w:type="dxa" w:w="90"/>
+              <w:bottom w:type="dxa" w:w="50"/>
+              <w:right w:type="dxa" w:w="90"/>
+            </w:tcMar>
+          </w:tcPr>
+          <w:p>
+            <w:pPr>
+              <w:keepNext/>
+            </w:pPr>
+            <w:r>
+              <w:rPr>
+                <w:rFonts w:ascii="Arial" w:cs="Arial" w:eastAsia="Arial" w:hAnsi="Arial"/>
+                <w:sz w:val="18"/>
+                <w:szCs w:val="18"/>
+              </w:rPr>
+              <w:t xml:space="preserve">Core model</w:t>
             </w:r>
           </w:p>
         </w:tc>
@@ -3540,7 +3820,7 @@
           <w:sz w:val="22"/>
           <w:szCs w:val="22"/>
         </w:rPr>
-        <w:t xml:space="preserve">The model raises far fewer false alarms (precision 0.56 against 0.37) while catching about the same share of late requests, so the registrar can trust a flag more.</w:t>
+        <w:t xml:space="preserve">The core model is the only one that works as an early warning: it catches about half of the late requests while raising far fewer false alarms than the average (precision 0.56 against 0.37). The baseline catches almost none, as explained in DEV-01.</w:t>
       </w:r>
     </w:p>
     <w:p>
@@ -3701,6 +3981,1349 @@
     </w:p>
     <w:p>
       <w:pPr>
+        <w:pStyle w:val="Heading2"/>
+        <w:keepNext/>
+        <w:spacing w:after="100" w:before="240"/>
+      </w:pPr>
+      <w:r>
+        <w:rPr>
+          <w:rFonts w:ascii="Arial" w:cs="Arial" w:eastAsia="Arial" w:hAnsi="Arial"/>
+          <w:b/>
+          <w:bCs/>
+          <w:sz w:val="25"/>
+          <w:szCs w:val="25"/>
+        </w:rPr>
+        <w:t xml:space="preserve">5.3 Confidence: likely range and chance of being late</w:t>
+      </w:r>
+    </w:p>
+    <w:p>
+      <w:pPr>
+        <w:spacing w:after="160" w:line="276"/>
+      </w:pPr>
+      <w:r>
+        <w:rPr>
+          <w:rFonts w:ascii="Arial" w:cs="Arial" w:eastAsia="Arial" w:hAnsi="Arial"/>
+          <w:sz w:val="22"/>
+          <w:szCs w:val="22"/>
+        </w:rPr>
+        <w:t xml:space="preserve">A regression gives one number, so the system also says how sure it is. During 5-fold cross-validation on the training set, </w:t>
+      </w:r>
+      <w:r>
+        <w:rPr>
+          <w:rFonts w:ascii="Courier New" w:cs="Courier New" w:eastAsia="Courier New" w:hAnsi="Courier New"/>
+          <w:sz w:val="20"/>
+          <w:szCs w:val="20"/>
+        </w:rPr>
+        <w:t xml:space="preserve">train.py</w:t>
+      </w:r>
+      <w:r>
+        <w:rPr>
+          <w:rFonts w:ascii="Arial" w:cs="Arial" w:eastAsia="Arial" w:hAnsi="Arial"/>
+          <w:sz w:val="22"/>
+          <w:szCs w:val="22"/>
+        </w:rPr>
+        <w:t xml:space="preserve"> records how wrong the model was on each request (actual minus predicted days) and stores the 0th to 100th percentiles of those errors in the model file. For any prediction:</w:t>
+      </w:r>
+    </w:p>
+    <w:p>
+      <w:pPr>
+        <w:pStyle w:val="ListParagraph"/>
+        <w:numPr>
+          <w:ilvl w:val="0"/>
+          <w:numId w:val="2"/>
+        </w:numPr>
+        <w:spacing w:after="80" w:line="276"/>
+      </w:pPr>
+      <w:r>
+        <w:rPr>
+          <w:rFonts w:ascii="Arial" w:cs="Arial" w:eastAsia="Arial" w:hAnsi="Arial"/>
+          <w:b/>
+          <w:bCs/>
+          <w:sz w:val="22"/>
+          <w:szCs w:val="22"/>
+        </w:rPr>
+        <w:t xml:space="preserve">Likely range:</w:t>
+      </w:r>
+      <w:r>
+        <w:rPr>
+          <w:rFonts w:ascii="Arial" w:cs="Arial" w:eastAsia="Arial" w:hAnsi="Arial"/>
+          <w:sz w:val="22"/>
+          <w:szCs w:val="22"/>
+        </w:rPr>
+        <w:t xml:space="preserve"> predicted days plus the 10th and 90th percentile errors (-4.58 and +5.16 days), an 80% range.</w:t>
+      </w:r>
+    </w:p>
+    <w:p>
+      <w:pPr>
+        <w:pStyle w:val="ListParagraph"/>
+        <w:numPr>
+          <w:ilvl w:val="0"/>
+          <w:numId w:val="2"/>
+        </w:numPr>
+        <w:spacing w:after="80" w:line="276"/>
+      </w:pPr>
+      <w:r>
+        <w:rPr>
+          <w:rFonts w:ascii="Arial" w:cs="Arial" w:eastAsia="Arial" w:hAnsi="Arial"/>
+          <w:b/>
+          <w:bCs/>
+          <w:sz w:val="22"/>
+          <w:szCs w:val="22"/>
+        </w:rPr>
+        <w:t xml:space="preserve">Chance of being late:</w:t>
+      </w:r>
+      <w:r>
+        <w:rPr>
+          <w:rFonts w:ascii="Arial" w:cs="Arial" w:eastAsia="Arial" w:hAnsi="Arial"/>
+          <w:sz w:val="22"/>
+          <w:szCs w:val="22"/>
+        </w:rPr>
+        <w:t xml:space="preserve"> the share of past errors large enough to push the request past its due date.</w:t>
+      </w:r>
+    </w:p>
+    <w:p>
+      <w:pPr>
+        <w:pStyle w:val="ListParagraph"/>
+        <w:numPr>
+          <w:ilvl w:val="0"/>
+          <w:numId w:val="2"/>
+        </w:numPr>
+        <w:spacing w:after="80" w:line="276"/>
+      </w:pPr>
+      <w:r>
+        <w:rPr>
+          <w:rFonts w:ascii="Arial" w:cs="Arial" w:eastAsia="Arial" w:hAnsi="Arial"/>
+          <w:b/>
+          <w:bCs/>
+          <w:sz w:val="22"/>
+          <w:szCs w:val="22"/>
+        </w:rPr>
+        <w:t xml:space="preserve">Confidence:</w:t>
+      </w:r>
+      <w:r>
+        <w:rPr>
+          <w:rFonts w:ascii="Arial" w:cs="Arial" w:eastAsia="Arial" w:hAnsi="Arial"/>
+          <w:sz w:val="22"/>
+          <w:szCs w:val="22"/>
+        </w:rPr>
+        <w:t xml:space="preserve"> the chance of being late when the request is flagged at risk, otherwise the chance of being on time.</w:t>
+      </w:r>
+    </w:p>
+    <w:p>
+      <w:pPr>
+        <w:keepNext/>
+        <w:spacing w:after="80" w:before="160"/>
+      </w:pPr>
+      <w:r>
+        <w:rPr>
+          <w:rFonts w:ascii="Arial" w:cs="Arial" w:eastAsia="Arial" w:hAnsi="Arial"/>
+          <w:b/>
+          <w:bCs/>
+          <w:sz w:val="22"/>
+          <w:szCs w:val="22"/>
+        </w:rPr>
+        <w:t xml:space="preserve">Table 6. How well the confidence holds on the test set</w:t>
+      </w:r>
+    </w:p>
+    <w:tbl>
+      <w:tblPr>
+        <w:tblW w:type="dxa" w:w="9360"/>
+        <w:tblBorders>
+          <w:top w:val="single" w:color="auto" w:sz="4"/>
+          <w:left w:val="single" w:color="auto" w:sz="4"/>
+          <w:bottom w:val="single" w:color="auto" w:sz="4"/>
+          <w:right w:val="single" w:color="auto" w:sz="4"/>
+          <w:insideH w:val="single" w:color="auto" w:sz="4"/>
+          <w:insideV w:val="single" w:color="auto" w:sz="4"/>
+        </w:tblBorders>
+      </w:tblPr>
+      <w:tblGrid>
+        <w:gridCol w:w="2800"/>
+        <w:gridCol w:w="2300"/>
+        <w:gridCol w:w="4260"/>
+      </w:tblGrid>
+      <w:tr>
+        <w:trPr>
+          <w:tblHeader/>
+        </w:trPr>
+        <w:tc>
+          <w:tcPr>
+            <w:tcW w:type="dxa" w:w="2800"/>
+            <w:tcBorders>
+              <w:top w:val="single" w:color="999999" w:sz="4"/>
+              <w:left w:val="single" w:color="999999" w:sz="4"/>
+              <w:bottom w:val="single" w:color="999999" w:sz="4"/>
+              <w:right w:val="single" w:color="999999" w:sz="4"/>
+            </w:tcBorders>
+            <w:shd w:fill="EFEFEF" w:color="auto" w:val="clear"/>
+            <w:tcMar>
+              <w:top w:type="dxa" w:w="50"/>
+              <w:left w:type="dxa" w:w="90"/>
+              <w:bottom w:type="dxa" w:w="50"/>
+              <w:right w:type="dxa" w:w="90"/>
+            </w:tcMar>
+          </w:tcPr>
+          <w:p>
+            <w:pPr>
+              <w:keepNext/>
+            </w:pPr>
+            <w:r>
+              <w:rPr>
+                <w:rFonts w:ascii="Arial" w:cs="Arial" w:eastAsia="Arial" w:hAnsi="Arial"/>
+                <w:b/>
+                <w:bCs/>
+                <w:sz w:val="18"/>
+                <w:szCs w:val="18"/>
+              </w:rPr>
+              <w:t xml:space="preserve">Check</w:t>
+            </w:r>
+          </w:p>
+        </w:tc>
+        <w:tc>
+          <w:tcPr>
+            <w:tcW w:type="dxa" w:w="2300"/>
+            <w:tcBorders>
+              <w:top w:val="single" w:color="999999" w:sz="4"/>
+              <w:left w:val="single" w:color="999999" w:sz="4"/>
+              <w:bottom w:val="single" w:color="999999" w:sz="4"/>
+              <w:right w:val="single" w:color="999999" w:sz="4"/>
+            </w:tcBorders>
+            <w:shd w:fill="EFEFEF" w:color="auto" w:val="clear"/>
+            <w:tcMar>
+              <w:top w:type="dxa" w:w="50"/>
+              <w:left w:type="dxa" w:w="90"/>
+              <w:bottom w:type="dxa" w:w="50"/>
+              <w:right w:type="dxa" w:w="90"/>
+            </w:tcMar>
+          </w:tcPr>
+          <w:p>
+            <w:pPr>
+              <w:keepNext/>
+            </w:pPr>
+            <w:r>
+              <w:rPr>
+                <w:rFonts w:ascii="Arial" w:cs="Arial" w:eastAsia="Arial" w:hAnsi="Arial"/>
+                <w:b/>
+                <w:bCs/>
+                <w:sz w:val="18"/>
+                <w:szCs w:val="18"/>
+              </w:rPr>
+              <w:t xml:space="preserve">Result</w:t>
+            </w:r>
+          </w:p>
+        </w:tc>
+        <w:tc>
+          <w:tcPr>
+            <w:tcW w:type="dxa" w:w="4260"/>
+            <w:tcBorders>
+              <w:top w:val="single" w:color="999999" w:sz="4"/>
+              <w:left w:val="single" w:color="999999" w:sz="4"/>
+              <w:bottom w:val="single" w:color="999999" w:sz="4"/>
+              <w:right w:val="single" w:color="999999" w:sz="4"/>
+            </w:tcBorders>
+            <w:shd w:fill="EFEFEF" w:color="auto" w:val="clear"/>
+            <w:tcMar>
+              <w:top w:type="dxa" w:w="50"/>
+              <w:left w:type="dxa" w:w="90"/>
+              <w:bottom w:type="dxa" w:w="50"/>
+              <w:right w:type="dxa" w:w="90"/>
+            </w:tcMar>
+          </w:tcPr>
+          <w:p>
+            <w:pPr>
+              <w:keepNext/>
+            </w:pPr>
+            <w:r>
+              <w:rPr>
+                <w:rFonts w:ascii="Arial" w:cs="Arial" w:eastAsia="Arial" w:hAnsi="Arial"/>
+                <w:b/>
+                <w:bCs/>
+                <w:sz w:val="18"/>
+                <w:szCs w:val="18"/>
+              </w:rPr>
+              <w:t xml:space="preserve">Meaning</w:t>
+            </w:r>
+          </w:p>
+        </w:tc>
+      </w:tr>
+      <w:tr>
+        <w:trPr>
+          <w:cantSplit/>
+        </w:trPr>
+        <w:tc>
+          <w:tcPr>
+            <w:tcW w:type="dxa" w:w="2800"/>
+            <w:tcBorders>
+              <w:top w:val="single" w:color="999999" w:sz="4"/>
+              <w:left w:val="single" w:color="999999" w:sz="4"/>
+              <w:bottom w:val="single" w:color="999999" w:sz="4"/>
+              <w:right w:val="single" w:color="999999" w:sz="4"/>
+            </w:tcBorders>
+            <w:tcMar>
+              <w:top w:type="dxa" w:w="50"/>
+              <w:left w:type="dxa" w:w="90"/>
+              <w:bottom w:type="dxa" w:w="50"/>
+              <w:right w:type="dxa" w:w="90"/>
+            </w:tcMar>
+          </w:tcPr>
+          <w:p>
+            <w:pPr>
+              <w:keepNext/>
+            </w:pPr>
+            <w:r>
+              <w:rPr>
+                <w:rFonts w:ascii="Arial" w:cs="Arial" w:eastAsia="Arial" w:hAnsi="Arial"/>
+                <w:sz w:val="18"/>
+                <w:szCs w:val="18"/>
+              </w:rPr>
+              <w:t xml:space="preserve">Likely range coverage</w:t>
+            </w:r>
+          </w:p>
+        </w:tc>
+        <w:tc>
+          <w:tcPr>
+            <w:tcW w:type="dxa" w:w="2300"/>
+            <w:tcBorders>
+              <w:top w:val="single" w:color="999999" w:sz="4"/>
+              <w:left w:val="single" w:color="999999" w:sz="4"/>
+              <w:bottom w:val="single" w:color="999999" w:sz="4"/>
+              <w:right w:val="single" w:color="999999" w:sz="4"/>
+            </w:tcBorders>
+            <w:tcMar>
+              <w:top w:type="dxa" w:w="50"/>
+              <w:left w:type="dxa" w:w="90"/>
+              <w:bottom w:type="dxa" w:w="50"/>
+              <w:right w:type="dxa" w:w="90"/>
+            </w:tcMar>
+          </w:tcPr>
+          <w:p>
+            <w:pPr>
+              <w:keepNext/>
+            </w:pPr>
+            <w:r>
+              <w:rPr>
+                <w:rFonts w:ascii="Arial" w:cs="Arial" w:eastAsia="Arial" w:hAnsi="Arial"/>
+                <w:sz w:val="18"/>
+                <w:szCs w:val="18"/>
+              </w:rPr>
+              <w:t xml:space="preserve">79.6%</w:t>
+            </w:r>
+          </w:p>
+        </w:tc>
+        <w:tc>
+          <w:tcPr>
+            <w:tcW w:type="dxa" w:w="4260"/>
+            <w:tcBorders>
+              <w:top w:val="single" w:color="999999" w:sz="4"/>
+              <w:left w:val="single" w:color="999999" w:sz="4"/>
+              <w:bottom w:val="single" w:color="999999" w:sz="4"/>
+              <w:right w:val="single" w:color="999999" w:sz="4"/>
+            </w:tcBorders>
+            <w:tcMar>
+              <w:top w:type="dxa" w:w="50"/>
+              <w:left w:type="dxa" w:w="90"/>
+              <w:bottom w:type="dxa" w:w="50"/>
+              <w:right w:type="dxa" w:w="90"/>
+            </w:tcMar>
+          </w:tcPr>
+          <w:p>
+            <w:pPr>
+              <w:keepNext/>
+            </w:pPr>
+            <w:r>
+              <w:rPr>
+                <w:rFonts w:ascii="Arial" w:cs="Arial" w:eastAsia="Arial" w:hAnsi="Arial"/>
+                <w:sz w:val="18"/>
+                <w:szCs w:val="18"/>
+              </w:rPr>
+              <w:t xml:space="preserve">The 80% range contained the real turnaround for 79.6% of requests</w:t>
+            </w:r>
+          </w:p>
+        </w:tc>
+      </w:tr>
+      <w:tr>
+        <w:trPr>
+          <w:cantSplit/>
+        </w:trPr>
+        <w:tc>
+          <w:tcPr>
+            <w:tcW w:type="dxa" w:w="2800"/>
+            <w:tcBorders>
+              <w:top w:val="single" w:color="999999" w:sz="4"/>
+              <w:left w:val="single" w:color="999999" w:sz="4"/>
+              <w:bottom w:val="single" w:color="999999" w:sz="4"/>
+              <w:right w:val="single" w:color="999999" w:sz="4"/>
+            </w:tcBorders>
+            <w:tcMar>
+              <w:top w:type="dxa" w:w="50"/>
+              <w:left w:type="dxa" w:w="90"/>
+              <w:bottom w:type="dxa" w:w="50"/>
+              <w:right w:type="dxa" w:w="90"/>
+            </w:tcMar>
+          </w:tcPr>
+          <w:p>
+            <w:pPr>
+              <w:keepNext/>
+            </w:pPr>
+            <w:r>
+              <w:rPr>
+                <w:rFonts w:ascii="Arial" w:cs="Arial" w:eastAsia="Arial" w:hAnsi="Arial"/>
+                <w:sz w:val="18"/>
+                <w:szCs w:val="18"/>
+              </w:rPr>
+              <w:t xml:space="preserve">Brier score, chance of being late</w:t>
+            </w:r>
+          </w:p>
+        </w:tc>
+        <w:tc>
+          <w:tcPr>
+            <w:tcW w:type="dxa" w:w="2300"/>
+            <w:tcBorders>
+              <w:top w:val="single" w:color="999999" w:sz="4"/>
+              <w:left w:val="single" w:color="999999" w:sz="4"/>
+              <w:bottom w:val="single" w:color="999999" w:sz="4"/>
+              <w:right w:val="single" w:color="999999" w:sz="4"/>
+            </w:tcBorders>
+            <w:tcMar>
+              <w:top w:type="dxa" w:w="50"/>
+              <w:left w:type="dxa" w:w="90"/>
+              <w:bottom w:type="dxa" w:w="50"/>
+              <w:right w:type="dxa" w:w="90"/>
+            </w:tcMar>
+          </w:tcPr>
+          <w:p>
+            <w:pPr>
+              <w:keepNext/>
+            </w:pPr>
+            <w:r>
+              <w:rPr>
+                <w:rFonts w:ascii="Arial" w:cs="Arial" w:eastAsia="Arial" w:hAnsi="Arial"/>
+                <w:sz w:val="18"/>
+                <w:szCs w:val="18"/>
+              </w:rPr>
+              <w:t xml:space="preserve">0.190 (constant rate 0.219)</w:t>
+            </w:r>
+          </w:p>
+        </w:tc>
+        <w:tc>
+          <w:tcPr>
+            <w:tcW w:type="dxa" w:w="4260"/>
+            <w:tcBorders>
+              <w:top w:val="single" w:color="999999" w:sz="4"/>
+              <w:left w:val="single" w:color="999999" w:sz="4"/>
+              <w:bottom w:val="single" w:color="999999" w:sz="4"/>
+              <w:right w:val="single" w:color="999999" w:sz="4"/>
+            </w:tcBorders>
+            <w:tcMar>
+              <w:top w:type="dxa" w:w="50"/>
+              <w:left w:type="dxa" w:w="90"/>
+              <w:bottom w:type="dxa" w:w="50"/>
+              <w:right w:type="dxa" w:w="90"/>
+            </w:tcMar>
+          </w:tcPr>
+          <w:p>
+            <w:pPr>
+              <w:keepNext/>
+            </w:pPr>
+            <w:r>
+              <w:rPr>
+                <w:rFonts w:ascii="Arial" w:cs="Arial" w:eastAsia="Arial" w:hAnsi="Arial"/>
+                <w:sz w:val="18"/>
+                <w:szCs w:val="18"/>
+              </w:rPr>
+              <w:t xml:space="preserve">Lower is better; the model beats always guessing the overall late rate</w:t>
+            </w:r>
+          </w:p>
+        </w:tc>
+      </w:tr>
+      <w:tr>
+        <w:trPr>
+          <w:cantSplit/>
+        </w:trPr>
+        <w:tc>
+          <w:tcPr>
+            <w:tcW w:type="dxa" w:w="2800"/>
+            <w:tcBorders>
+              <w:top w:val="single" w:color="999999" w:sz="4"/>
+              <w:left w:val="single" w:color="999999" w:sz="4"/>
+              <w:bottom w:val="single" w:color="999999" w:sz="4"/>
+              <w:right w:val="single" w:color="999999" w:sz="4"/>
+            </w:tcBorders>
+            <w:tcMar>
+              <w:top w:type="dxa" w:w="50"/>
+              <w:left w:type="dxa" w:w="90"/>
+              <w:bottom w:type="dxa" w:w="50"/>
+              <w:right w:type="dxa" w:w="90"/>
+            </w:tcMar>
+          </w:tcPr>
+          <w:p>
+            <w:pPr>
+              <w:keepNext/>
+            </w:pPr>
+            <w:r>
+              <w:rPr>
+                <w:rFonts w:ascii="Arial" w:cs="Arial" w:eastAsia="Arial" w:hAnsi="Arial"/>
+                <w:sz w:val="18"/>
+                <w:szCs w:val="18"/>
+              </w:rPr>
+              <w:t xml:space="preserve">At-risk flag accuracy</w:t>
+            </w:r>
+          </w:p>
+        </w:tc>
+        <w:tc>
+          <w:tcPr>
+            <w:tcW w:type="dxa" w:w="2300"/>
+            <w:tcBorders>
+              <w:top w:val="single" w:color="999999" w:sz="4"/>
+              <w:left w:val="single" w:color="999999" w:sz="4"/>
+              <w:bottom w:val="single" w:color="999999" w:sz="4"/>
+              <w:right w:val="single" w:color="999999" w:sz="4"/>
+            </w:tcBorders>
+            <w:tcMar>
+              <w:top w:type="dxa" w:w="50"/>
+              <w:left w:type="dxa" w:w="90"/>
+              <w:bottom w:type="dxa" w:w="50"/>
+              <w:right w:type="dxa" w:w="90"/>
+            </w:tcMar>
+          </w:tcPr>
+          <w:p>
+            <w:pPr>
+              <w:keepNext/>
+            </w:pPr>
+            <w:r>
+              <w:rPr>
+                <w:rFonts w:ascii="Arial" w:cs="Arial" w:eastAsia="Arial" w:hAnsi="Arial"/>
+                <w:sz w:val="18"/>
+                <w:szCs w:val="18"/>
+              </w:rPr>
+              <w:t xml:space="preserve">0.712</w:t>
+            </w:r>
+          </w:p>
+        </w:tc>
+        <w:tc>
+          <w:tcPr>
+            <w:tcW w:type="dxa" w:w="4260"/>
+            <w:tcBorders>
+              <w:top w:val="single" w:color="999999" w:sz="4"/>
+              <w:left w:val="single" w:color="999999" w:sz="4"/>
+              <w:bottom w:val="single" w:color="999999" w:sz="4"/>
+              <w:right w:val="single" w:color="999999" w:sz="4"/>
+            </w:tcBorders>
+            <w:tcMar>
+              <w:top w:type="dxa" w:w="50"/>
+              <w:left w:type="dxa" w:w="90"/>
+              <w:bottom w:type="dxa" w:w="50"/>
+              <w:right w:type="dxa" w:w="90"/>
+            </w:tcMar>
+          </w:tcPr>
+          <w:p>
+            <w:pPr>
+              <w:keepNext/>
+            </w:pPr>
+            <w:r>
+              <w:rPr>
+                <w:rFonts w:ascii="Arial" w:cs="Arial" w:eastAsia="Arial" w:hAnsi="Arial"/>
+                <w:sz w:val="18"/>
+                <w:szCs w:val="18"/>
+              </w:rPr>
+              <w:t xml:space="preserve">Share of requests where the flag was right</w:t>
+            </w:r>
+          </w:p>
+        </w:tc>
+      </w:tr>
+      <w:tr>
+        <w:trPr>
+          <w:cantSplit/>
+        </w:trPr>
+        <w:tc>
+          <w:tcPr>
+            <w:tcW w:type="dxa" w:w="2800"/>
+            <w:tcBorders>
+              <w:top w:val="single" w:color="999999" w:sz="4"/>
+              <w:left w:val="single" w:color="999999" w:sz="4"/>
+              <w:bottom w:val="single" w:color="999999" w:sz="4"/>
+              <w:right w:val="single" w:color="999999" w:sz="4"/>
+            </w:tcBorders>
+            <w:tcMar>
+              <w:top w:type="dxa" w:w="50"/>
+              <w:left w:type="dxa" w:w="90"/>
+              <w:bottom w:type="dxa" w:w="50"/>
+              <w:right w:type="dxa" w:w="90"/>
+            </w:tcMar>
+          </w:tcPr>
+          <w:p>
+            <w:pPr>
+              <w:keepNext/>
+            </w:pPr>
+            <w:r>
+              <w:rPr>
+                <w:rFonts w:ascii="Arial" w:cs="Arial" w:eastAsia="Arial" w:hAnsi="Arial"/>
+                <w:sz w:val="18"/>
+                <w:szCs w:val="18"/>
+              </w:rPr>
+              <w:t xml:space="preserve">Average confidence</w:t>
+            </w:r>
+          </w:p>
+        </w:tc>
+        <w:tc>
+          <w:tcPr>
+            <w:tcW w:type="dxa" w:w="2300"/>
+            <w:tcBorders>
+              <w:top w:val="single" w:color="999999" w:sz="4"/>
+              <w:left w:val="single" w:color="999999" w:sz="4"/>
+              <w:bottom w:val="single" w:color="999999" w:sz="4"/>
+              <w:right w:val="single" w:color="999999" w:sz="4"/>
+            </w:tcBorders>
+            <w:tcMar>
+              <w:top w:type="dxa" w:w="50"/>
+              <w:left w:type="dxa" w:w="90"/>
+              <w:bottom w:type="dxa" w:w="50"/>
+              <w:right w:type="dxa" w:w="90"/>
+            </w:tcMar>
+          </w:tcPr>
+          <w:p>
+            <w:pPr>
+              <w:keepNext/>
+            </w:pPr>
+            <w:r>
+              <w:rPr>
+                <w:rFonts w:ascii="Arial" w:cs="Arial" w:eastAsia="Arial" w:hAnsi="Arial"/>
+                <w:sz w:val="18"/>
+                <w:szCs w:val="18"/>
+              </w:rPr>
+              <w:t xml:space="preserve">0.710</w:t>
+            </w:r>
+          </w:p>
+        </w:tc>
+        <w:tc>
+          <w:tcPr>
+            <w:tcW w:type="dxa" w:w="4260"/>
+            <w:tcBorders>
+              <w:top w:val="single" w:color="999999" w:sz="4"/>
+              <w:left w:val="single" w:color="999999" w:sz="4"/>
+              <w:bottom w:val="single" w:color="999999" w:sz="4"/>
+              <w:right w:val="single" w:color="999999" w:sz="4"/>
+            </w:tcBorders>
+            <w:tcMar>
+              <w:top w:type="dxa" w:w="50"/>
+              <w:left w:type="dxa" w:w="90"/>
+              <w:bottom w:type="dxa" w:w="50"/>
+              <w:right w:type="dxa" w:w="90"/>
+            </w:tcMar>
+          </w:tcPr>
+          <w:p>
+            <w:pPr>
+              <w:keepNext/>
+            </w:pPr>
+            <w:r>
+              <w:rPr>
+                <w:rFonts w:ascii="Arial" w:cs="Arial" w:eastAsia="Arial" w:hAnsi="Arial"/>
+                <w:sz w:val="18"/>
+                <w:szCs w:val="18"/>
+              </w:rPr>
+              <w:t xml:space="preserve">Matches the accuracy, so the stated confidence can be taken at face value</w:t>
+            </w:r>
+          </w:p>
+        </w:tc>
+      </w:tr>
+    </w:tbl>
+    <w:p>
+      <w:pPr>
+        <w:spacing w:after="120"/>
+      </w:pPr>
+    </w:p>
+    <w:p>
+      <w:pPr>
+        <w:keepNext/>
+        <w:spacing w:after="80" w:before="160"/>
+      </w:pPr>
+      <w:r>
+        <w:rPr>
+          <w:rFonts w:ascii="Arial" w:cs="Arial" w:eastAsia="Arial" w:hAnsi="Arial"/>
+          <w:b/>
+          <w:bCs/>
+          <w:sz w:val="22"/>
+          <w:szCs w:val="22"/>
+        </w:rPr>
+        <w:t xml:space="preserve">Table 7. Predicted chance of being late versus what happened</w:t>
+      </w:r>
+    </w:p>
+    <w:tbl>
+      <w:tblPr>
+        <w:tblW w:type="dxa" w:w="9360"/>
+        <w:tblBorders>
+          <w:top w:val="single" w:color="auto" w:sz="4"/>
+          <w:left w:val="single" w:color="auto" w:sz="4"/>
+          <w:bottom w:val="single" w:color="auto" w:sz="4"/>
+          <w:right w:val="single" w:color="auto" w:sz="4"/>
+          <w:insideH w:val="single" w:color="auto" w:sz="4"/>
+          <w:insideV w:val="single" w:color="auto" w:sz="4"/>
+        </w:tblBorders>
+      </w:tblPr>
+      <w:tblGrid>
+        <w:gridCol w:w="2340"/>
+        <w:gridCol w:w="2340"/>
+        <w:gridCol w:w="2340"/>
+        <w:gridCol w:w="2340"/>
+      </w:tblGrid>
+      <w:tr>
+        <w:trPr>
+          <w:tblHeader/>
+        </w:trPr>
+        <w:tc>
+          <w:tcPr>
+            <w:tcW w:type="dxa" w:w="2340"/>
+            <w:tcBorders>
+              <w:top w:val="single" w:color="999999" w:sz="4"/>
+              <w:left w:val="single" w:color="999999" w:sz="4"/>
+              <w:bottom w:val="single" w:color="999999" w:sz="4"/>
+              <w:right w:val="single" w:color="999999" w:sz="4"/>
+            </w:tcBorders>
+            <w:shd w:fill="EFEFEF" w:color="auto" w:val="clear"/>
+            <w:tcMar>
+              <w:top w:type="dxa" w:w="50"/>
+              <w:left w:type="dxa" w:w="90"/>
+              <w:bottom w:type="dxa" w:w="50"/>
+              <w:right w:type="dxa" w:w="90"/>
+            </w:tcMar>
+          </w:tcPr>
+          <w:p>
+            <w:pPr>
+              <w:keepNext/>
+            </w:pPr>
+            <w:r>
+              <w:rPr>
+                <w:rFonts w:ascii="Arial" w:cs="Arial" w:eastAsia="Arial" w:hAnsi="Arial"/>
+                <w:b/>
+                <w:bCs/>
+                <w:sz w:val="18"/>
+                <w:szCs w:val="18"/>
+              </w:rPr>
+              <w:t xml:space="preserve">Predicted chance</w:t>
+            </w:r>
+          </w:p>
+        </w:tc>
+        <w:tc>
+          <w:tcPr>
+            <w:tcW w:type="dxa" w:w="2340"/>
+            <w:tcBorders>
+              <w:top w:val="single" w:color="999999" w:sz="4"/>
+              <w:left w:val="single" w:color="999999" w:sz="4"/>
+              <w:bottom w:val="single" w:color="999999" w:sz="4"/>
+              <w:right w:val="single" w:color="999999" w:sz="4"/>
+            </w:tcBorders>
+            <w:shd w:fill="EFEFEF" w:color="auto" w:val="clear"/>
+            <w:tcMar>
+              <w:top w:type="dxa" w:w="50"/>
+              <w:left w:type="dxa" w:w="90"/>
+              <w:bottom w:type="dxa" w:w="50"/>
+              <w:right w:type="dxa" w:w="90"/>
+            </w:tcMar>
+          </w:tcPr>
+          <w:p>
+            <w:pPr>
+              <w:keepNext/>
+            </w:pPr>
+            <w:r>
+              <w:rPr>
+                <w:rFonts w:ascii="Arial" w:cs="Arial" w:eastAsia="Arial" w:hAnsi="Arial"/>
+                <w:b/>
+                <w:bCs/>
+                <w:sz w:val="18"/>
+                <w:szCs w:val="18"/>
+              </w:rPr>
+              <w:t xml:space="preserve">Requests</w:t>
+            </w:r>
+          </w:p>
+        </w:tc>
+        <w:tc>
+          <w:tcPr>
+            <w:tcW w:type="dxa" w:w="2340"/>
+            <w:tcBorders>
+              <w:top w:val="single" w:color="999999" w:sz="4"/>
+              <w:left w:val="single" w:color="999999" w:sz="4"/>
+              <w:bottom w:val="single" w:color="999999" w:sz="4"/>
+              <w:right w:val="single" w:color="999999" w:sz="4"/>
+            </w:tcBorders>
+            <w:shd w:fill="EFEFEF" w:color="auto" w:val="clear"/>
+            <w:tcMar>
+              <w:top w:type="dxa" w:w="50"/>
+              <w:left w:type="dxa" w:w="90"/>
+              <w:bottom w:type="dxa" w:w="50"/>
+              <w:right w:type="dxa" w:w="90"/>
+            </w:tcMar>
+          </w:tcPr>
+          <w:p>
+            <w:pPr>
+              <w:keepNext/>
+            </w:pPr>
+            <w:r>
+              <w:rPr>
+                <w:rFonts w:ascii="Arial" w:cs="Arial" w:eastAsia="Arial" w:hAnsi="Arial"/>
+                <w:b/>
+                <w:bCs/>
+                <w:sz w:val="18"/>
+                <w:szCs w:val="18"/>
+              </w:rPr>
+              <w:t xml:space="preserve">Average predicted</w:t>
+            </w:r>
+          </w:p>
+        </w:tc>
+        <w:tc>
+          <w:tcPr>
+            <w:tcW w:type="dxa" w:w="2340"/>
+            <w:tcBorders>
+              <w:top w:val="single" w:color="999999" w:sz="4"/>
+              <w:left w:val="single" w:color="999999" w:sz="4"/>
+              <w:bottom w:val="single" w:color="999999" w:sz="4"/>
+              <w:right w:val="single" w:color="999999" w:sz="4"/>
+            </w:tcBorders>
+            <w:shd w:fill="EFEFEF" w:color="auto" w:val="clear"/>
+            <w:tcMar>
+              <w:top w:type="dxa" w:w="50"/>
+              <w:left w:type="dxa" w:w="90"/>
+              <w:bottom w:type="dxa" w:w="50"/>
+              <w:right w:type="dxa" w:w="90"/>
+            </w:tcMar>
+          </w:tcPr>
+          <w:p>
+            <w:pPr>
+              <w:keepNext/>
+            </w:pPr>
+            <w:r>
+              <w:rPr>
+                <w:rFonts w:ascii="Arial" w:cs="Arial" w:eastAsia="Arial" w:hAnsi="Arial"/>
+                <w:b/>
+                <w:bCs/>
+                <w:sz w:val="18"/>
+                <w:szCs w:val="18"/>
+              </w:rPr>
+              <w:t xml:space="preserve">Actually late</w:t>
+            </w:r>
+          </w:p>
+        </w:tc>
+      </w:tr>
+      <w:tr>
+        <w:trPr>
+          <w:cantSplit/>
+        </w:trPr>
+        <w:tc>
+          <w:tcPr>
+            <w:tcW w:type="dxa" w:w="2340"/>
+            <w:tcBorders>
+              <w:top w:val="single" w:color="999999" w:sz="4"/>
+              <w:left w:val="single" w:color="999999" w:sz="4"/>
+              <w:bottom w:val="single" w:color="999999" w:sz="4"/>
+              <w:right w:val="single" w:color="999999" w:sz="4"/>
+            </w:tcBorders>
+            <w:tcMar>
+              <w:top w:type="dxa" w:w="50"/>
+              <w:left w:type="dxa" w:w="90"/>
+              <w:bottom w:type="dxa" w:w="50"/>
+              <w:right w:type="dxa" w:w="90"/>
+            </w:tcMar>
+          </w:tcPr>
+          <w:p>
+            <w:pPr>
+              <w:keepNext/>
+            </w:pPr>
+            <w:r>
+              <w:rPr>
+                <w:rFonts w:ascii="Arial" w:cs="Arial" w:eastAsia="Arial" w:hAnsi="Arial"/>
+                <w:sz w:val="18"/>
+                <w:szCs w:val="18"/>
+              </w:rPr>
+              <w:t xml:space="preserve">0.00-0.25</w:t>
+            </w:r>
+          </w:p>
+        </w:tc>
+        <w:tc>
+          <w:tcPr>
+            <w:tcW w:type="dxa" w:w="2340"/>
+            <w:tcBorders>
+              <w:top w:val="single" w:color="999999" w:sz="4"/>
+              <w:left w:val="single" w:color="999999" w:sz="4"/>
+              <w:bottom w:val="single" w:color="999999" w:sz="4"/>
+              <w:right w:val="single" w:color="999999" w:sz="4"/>
+            </w:tcBorders>
+            <w:tcMar>
+              <w:top w:type="dxa" w:w="50"/>
+              <w:left w:type="dxa" w:w="90"/>
+              <w:bottom w:type="dxa" w:w="50"/>
+              <w:right w:type="dxa" w:w="90"/>
+            </w:tcMar>
+          </w:tcPr>
+          <w:p>
+            <w:pPr>
+              <w:keepNext/>
+            </w:pPr>
+            <w:r>
+              <w:rPr>
+                <w:rFonts w:ascii="Arial" w:cs="Arial" w:eastAsia="Arial" w:hAnsi="Arial"/>
+                <w:sz w:val="18"/>
+                <w:szCs w:val="18"/>
+              </w:rPr>
+              <w:t xml:space="preserve">141</w:t>
+            </w:r>
+          </w:p>
+        </w:tc>
+        <w:tc>
+          <w:tcPr>
+            <w:tcW w:type="dxa" w:w="2340"/>
+            <w:tcBorders>
+              <w:top w:val="single" w:color="999999" w:sz="4"/>
+              <w:left w:val="single" w:color="999999" w:sz="4"/>
+              <w:bottom w:val="single" w:color="999999" w:sz="4"/>
+              <w:right w:val="single" w:color="999999" w:sz="4"/>
+            </w:tcBorders>
+            <w:tcMar>
+              <w:top w:type="dxa" w:w="50"/>
+              <w:left w:type="dxa" w:w="90"/>
+              <w:bottom w:type="dxa" w:w="50"/>
+              <w:right w:type="dxa" w:w="90"/>
+            </w:tcMar>
+          </w:tcPr>
+          <w:p>
+            <w:pPr>
+              <w:keepNext/>
+            </w:pPr>
+            <w:r>
+              <w:rPr>
+                <w:rFonts w:ascii="Arial" w:cs="Arial" w:eastAsia="Arial" w:hAnsi="Arial"/>
+                <w:sz w:val="18"/>
+                <w:szCs w:val="18"/>
+              </w:rPr>
+              <w:t xml:space="preserve">0.157</w:t>
+            </w:r>
+          </w:p>
+        </w:tc>
+        <w:tc>
+          <w:tcPr>
+            <w:tcW w:type="dxa" w:w="2340"/>
+            <w:tcBorders>
+              <w:top w:val="single" w:color="999999" w:sz="4"/>
+              <w:left w:val="single" w:color="999999" w:sz="4"/>
+              <w:bottom w:val="single" w:color="999999" w:sz="4"/>
+              <w:right w:val="single" w:color="999999" w:sz="4"/>
+            </w:tcBorders>
+            <w:tcMar>
+              <w:top w:type="dxa" w:w="50"/>
+              <w:left w:type="dxa" w:w="90"/>
+              <w:bottom w:type="dxa" w:w="50"/>
+              <w:right w:type="dxa" w:w="90"/>
+            </w:tcMar>
+          </w:tcPr>
+          <w:p>
+            <w:pPr>
+              <w:keepNext/>
+            </w:pPr>
+            <w:r>
+              <w:rPr>
+                <w:rFonts w:ascii="Arial" w:cs="Arial" w:eastAsia="Arial" w:hAnsi="Arial"/>
+                <w:sz w:val="18"/>
+                <w:szCs w:val="18"/>
+              </w:rPr>
+              <w:t xml:space="preserve">0.170</w:t>
+            </w:r>
+          </w:p>
+        </w:tc>
+      </w:tr>
+      <w:tr>
+        <w:trPr>
+          <w:cantSplit/>
+        </w:trPr>
+        <w:tc>
+          <w:tcPr>
+            <w:tcW w:type="dxa" w:w="2340"/>
+            <w:tcBorders>
+              <w:top w:val="single" w:color="999999" w:sz="4"/>
+              <w:left w:val="single" w:color="999999" w:sz="4"/>
+              <w:bottom w:val="single" w:color="999999" w:sz="4"/>
+              <w:right w:val="single" w:color="999999" w:sz="4"/>
+            </w:tcBorders>
+            <w:tcMar>
+              <w:top w:type="dxa" w:w="50"/>
+              <w:left w:type="dxa" w:w="90"/>
+              <w:bottom w:type="dxa" w:w="50"/>
+              <w:right w:type="dxa" w:w="90"/>
+            </w:tcMar>
+          </w:tcPr>
+          <w:p>
+            <w:pPr>
+              <w:keepNext/>
+            </w:pPr>
+            <w:r>
+              <w:rPr>
+                <w:rFonts w:ascii="Arial" w:cs="Arial" w:eastAsia="Arial" w:hAnsi="Arial"/>
+                <w:sz w:val="18"/>
+                <w:szCs w:val="18"/>
+              </w:rPr>
+              <w:t xml:space="preserve">0.25-0.50</w:t>
+            </w:r>
+          </w:p>
+        </w:tc>
+        <w:tc>
+          <w:tcPr>
+            <w:tcW w:type="dxa" w:w="2340"/>
+            <w:tcBorders>
+              <w:top w:val="single" w:color="999999" w:sz="4"/>
+              <w:left w:val="single" w:color="999999" w:sz="4"/>
+              <w:bottom w:val="single" w:color="999999" w:sz="4"/>
+              <w:right w:val="single" w:color="999999" w:sz="4"/>
+            </w:tcBorders>
+            <w:tcMar>
+              <w:top w:type="dxa" w:w="50"/>
+              <w:left w:type="dxa" w:w="90"/>
+              <w:bottom w:type="dxa" w:w="50"/>
+              <w:right w:type="dxa" w:w="90"/>
+            </w:tcMar>
+          </w:tcPr>
+          <w:p>
+            <w:pPr>
+              <w:keepNext/>
+            </w:pPr>
+            <w:r>
+              <w:rPr>
+                <w:rFonts w:ascii="Arial" w:cs="Arial" w:eastAsia="Arial" w:hAnsi="Arial"/>
+                <w:sz w:val="18"/>
+                <w:szCs w:val="18"/>
+              </w:rPr>
+              <w:t xml:space="preserve">161</w:t>
+            </w:r>
+          </w:p>
+        </w:tc>
+        <w:tc>
+          <w:tcPr>
+            <w:tcW w:type="dxa" w:w="2340"/>
+            <w:tcBorders>
+              <w:top w:val="single" w:color="999999" w:sz="4"/>
+              <w:left w:val="single" w:color="999999" w:sz="4"/>
+              <w:bottom w:val="single" w:color="999999" w:sz="4"/>
+              <w:right w:val="single" w:color="999999" w:sz="4"/>
+            </w:tcBorders>
+            <w:tcMar>
+              <w:top w:type="dxa" w:w="50"/>
+              <w:left w:type="dxa" w:w="90"/>
+              <w:bottom w:type="dxa" w:w="50"/>
+              <w:right w:type="dxa" w:w="90"/>
+            </w:tcMar>
+          </w:tcPr>
+          <w:p>
+            <w:pPr>
+              <w:keepNext/>
+            </w:pPr>
+            <w:r>
+              <w:rPr>
+                <w:rFonts w:ascii="Arial" w:cs="Arial" w:eastAsia="Arial" w:hAnsi="Arial"/>
+                <w:sz w:val="18"/>
+                <w:szCs w:val="18"/>
+              </w:rPr>
+              <w:t xml:space="preserve">0.354</w:t>
+            </w:r>
+          </w:p>
+        </w:tc>
+        <w:tc>
+          <w:tcPr>
+            <w:tcW w:type="dxa" w:w="2340"/>
+            <w:tcBorders>
+              <w:top w:val="single" w:color="999999" w:sz="4"/>
+              <w:left w:val="single" w:color="999999" w:sz="4"/>
+              <w:bottom w:val="single" w:color="999999" w:sz="4"/>
+              <w:right w:val="single" w:color="999999" w:sz="4"/>
+            </w:tcBorders>
+            <w:tcMar>
+              <w:top w:type="dxa" w:w="50"/>
+              <w:left w:type="dxa" w:w="90"/>
+              <w:bottom w:type="dxa" w:w="50"/>
+              <w:right w:type="dxa" w:w="90"/>
+            </w:tcMar>
+          </w:tcPr>
+          <w:p>
+            <w:pPr>
+              <w:keepNext/>
+            </w:pPr>
+            <w:r>
+              <w:rPr>
+                <w:rFonts w:ascii="Arial" w:cs="Arial" w:eastAsia="Arial" w:hAnsi="Arial"/>
+                <w:sz w:val="18"/>
+                <w:szCs w:val="18"/>
+              </w:rPr>
+              <w:t xml:space="preserve">0.298</w:t>
+            </w:r>
+          </w:p>
+        </w:tc>
+      </w:tr>
+      <w:tr>
+        <w:trPr>
+          <w:cantSplit/>
+        </w:trPr>
+        <w:tc>
+          <w:tcPr>
+            <w:tcW w:type="dxa" w:w="2340"/>
+            <w:tcBorders>
+              <w:top w:val="single" w:color="999999" w:sz="4"/>
+              <w:left w:val="single" w:color="999999" w:sz="4"/>
+              <w:bottom w:val="single" w:color="999999" w:sz="4"/>
+              <w:right w:val="single" w:color="999999" w:sz="4"/>
+            </w:tcBorders>
+            <w:tcMar>
+              <w:top w:type="dxa" w:w="50"/>
+              <w:left w:type="dxa" w:w="90"/>
+              <w:bottom w:type="dxa" w:w="50"/>
+              <w:right w:type="dxa" w:w="90"/>
+            </w:tcMar>
+          </w:tcPr>
+          <w:p>
+            <w:pPr>
+              <w:keepNext/>
+            </w:pPr>
+            <w:r>
+              <w:rPr>
+                <w:rFonts w:ascii="Arial" w:cs="Arial" w:eastAsia="Arial" w:hAnsi="Arial"/>
+                <w:sz w:val="18"/>
+                <w:szCs w:val="18"/>
+              </w:rPr>
+              <w:t xml:space="preserve">0.50-0.75</w:t>
+            </w:r>
+          </w:p>
+        </w:tc>
+        <w:tc>
+          <w:tcPr>
+            <w:tcW w:type="dxa" w:w="2340"/>
+            <w:tcBorders>
+              <w:top w:val="single" w:color="999999" w:sz="4"/>
+              <w:left w:val="single" w:color="999999" w:sz="4"/>
+              <w:bottom w:val="single" w:color="999999" w:sz="4"/>
+              <w:right w:val="single" w:color="999999" w:sz="4"/>
+            </w:tcBorders>
+            <w:tcMar>
+              <w:top w:type="dxa" w:w="50"/>
+              <w:left w:type="dxa" w:w="90"/>
+              <w:bottom w:type="dxa" w:w="50"/>
+              <w:right w:type="dxa" w:w="90"/>
+            </w:tcMar>
+          </w:tcPr>
+          <w:p>
+            <w:pPr>
+              <w:keepNext/>
+            </w:pPr>
+            <w:r>
+              <w:rPr>
+                <w:rFonts w:ascii="Arial" w:cs="Arial" w:eastAsia="Arial" w:hAnsi="Arial"/>
+                <w:sz w:val="18"/>
+                <w:szCs w:val="18"/>
+              </w:rPr>
+              <w:t xml:space="preserve">77</w:t>
+            </w:r>
+          </w:p>
+        </w:tc>
+        <w:tc>
+          <w:tcPr>
+            <w:tcW w:type="dxa" w:w="2340"/>
+            <w:tcBorders>
+              <w:top w:val="single" w:color="999999" w:sz="4"/>
+              <w:left w:val="single" w:color="999999" w:sz="4"/>
+              <w:bottom w:val="single" w:color="999999" w:sz="4"/>
+              <w:right w:val="single" w:color="999999" w:sz="4"/>
+            </w:tcBorders>
+            <w:tcMar>
+              <w:top w:type="dxa" w:w="50"/>
+              <w:left w:type="dxa" w:w="90"/>
+              <w:bottom w:type="dxa" w:w="50"/>
+              <w:right w:type="dxa" w:w="90"/>
+            </w:tcMar>
+          </w:tcPr>
+          <w:p>
+            <w:pPr>
+              <w:keepNext/>
+            </w:pPr>
+            <w:r>
+              <w:rPr>
+                <w:rFonts w:ascii="Arial" w:cs="Arial" w:eastAsia="Arial" w:hAnsi="Arial"/>
+                <w:sz w:val="18"/>
+                <w:szCs w:val="18"/>
+              </w:rPr>
+              <w:t xml:space="preserve">0.608</w:t>
+            </w:r>
+          </w:p>
+        </w:tc>
+        <w:tc>
+          <w:tcPr>
+            <w:tcW w:type="dxa" w:w="2340"/>
+            <w:tcBorders>
+              <w:top w:val="single" w:color="999999" w:sz="4"/>
+              <w:left w:val="single" w:color="999999" w:sz="4"/>
+              <w:bottom w:val="single" w:color="999999" w:sz="4"/>
+              <w:right w:val="single" w:color="999999" w:sz="4"/>
+            </w:tcBorders>
+            <w:tcMar>
+              <w:top w:type="dxa" w:w="50"/>
+              <w:left w:type="dxa" w:w="90"/>
+              <w:bottom w:type="dxa" w:w="50"/>
+              <w:right w:type="dxa" w:w="90"/>
+            </w:tcMar>
+          </w:tcPr>
+          <w:p>
+            <w:pPr>
+              <w:keepNext/>
+            </w:pPr>
+            <w:r>
+              <w:rPr>
+                <w:rFonts w:ascii="Arial" w:cs="Arial" w:eastAsia="Arial" w:hAnsi="Arial"/>
+                <w:sz w:val="18"/>
+                <w:szCs w:val="18"/>
+              </w:rPr>
+              <w:t xml:space="preserve">0.610</w:t>
+            </w:r>
+          </w:p>
+        </w:tc>
+      </w:tr>
+      <w:tr>
+        <w:trPr>
+          <w:cantSplit/>
+        </w:trPr>
+        <w:tc>
+          <w:tcPr>
+            <w:tcW w:type="dxa" w:w="2340"/>
+            <w:tcBorders>
+              <w:top w:val="single" w:color="999999" w:sz="4"/>
+              <w:left w:val="single" w:color="999999" w:sz="4"/>
+              <w:bottom w:val="single" w:color="999999" w:sz="4"/>
+              <w:right w:val="single" w:color="999999" w:sz="4"/>
+            </w:tcBorders>
+            <w:tcMar>
+              <w:top w:type="dxa" w:w="50"/>
+              <w:left w:type="dxa" w:w="90"/>
+              <w:bottom w:type="dxa" w:w="50"/>
+              <w:right w:type="dxa" w:w="90"/>
+            </w:tcMar>
+          </w:tcPr>
+          <w:p>
+            <w:pPr>
+              <w:keepNext/>
+            </w:pPr>
+            <w:r>
+              <w:rPr>
+                <w:rFonts w:ascii="Arial" w:cs="Arial" w:eastAsia="Arial" w:hAnsi="Arial"/>
+                <w:sz w:val="18"/>
+                <w:szCs w:val="18"/>
+              </w:rPr>
+              <w:t xml:space="preserve">0.75-1.00</w:t>
+            </w:r>
+          </w:p>
+        </w:tc>
+        <w:tc>
+          <w:tcPr>
+            <w:tcW w:type="dxa" w:w="2340"/>
+            <w:tcBorders>
+              <w:top w:val="single" w:color="999999" w:sz="4"/>
+              <w:left w:val="single" w:color="999999" w:sz="4"/>
+              <w:bottom w:val="single" w:color="999999" w:sz="4"/>
+              <w:right w:val="single" w:color="999999" w:sz="4"/>
+            </w:tcBorders>
+            <w:tcMar>
+              <w:top w:type="dxa" w:w="50"/>
+              <w:left w:type="dxa" w:w="90"/>
+              <w:bottom w:type="dxa" w:w="50"/>
+              <w:right w:type="dxa" w:w="90"/>
+            </w:tcMar>
+          </w:tcPr>
+          <w:p>
+            <w:pPr>
+              <w:keepNext/>
+            </w:pPr>
+            <w:r>
+              <w:rPr>
+                <w:rFonts w:ascii="Arial" w:cs="Arial" w:eastAsia="Arial" w:hAnsi="Arial"/>
+                <w:sz w:val="18"/>
+                <w:szCs w:val="18"/>
+              </w:rPr>
+              <w:t xml:space="preserve">13</w:t>
+            </w:r>
+          </w:p>
+        </w:tc>
+        <w:tc>
+          <w:tcPr>
+            <w:tcW w:type="dxa" w:w="2340"/>
+            <w:tcBorders>
+              <w:top w:val="single" w:color="999999" w:sz="4"/>
+              <w:left w:val="single" w:color="999999" w:sz="4"/>
+              <w:bottom w:val="single" w:color="999999" w:sz="4"/>
+              <w:right w:val="single" w:color="999999" w:sz="4"/>
+            </w:tcBorders>
+            <w:tcMar>
+              <w:top w:type="dxa" w:w="50"/>
+              <w:left w:type="dxa" w:w="90"/>
+              <w:bottom w:type="dxa" w:w="50"/>
+              <w:right w:type="dxa" w:w="90"/>
+            </w:tcMar>
+          </w:tcPr>
+          <w:p>
+            <w:pPr>
+              <w:keepNext/>
+            </w:pPr>
+            <w:r>
+              <w:rPr>
+                <w:rFonts w:ascii="Arial" w:cs="Arial" w:eastAsia="Arial" w:hAnsi="Arial"/>
+                <w:sz w:val="18"/>
+                <w:szCs w:val="18"/>
+              </w:rPr>
+              <w:t xml:space="preserve">0.803</w:t>
+            </w:r>
+          </w:p>
+        </w:tc>
+        <w:tc>
+          <w:tcPr>
+            <w:tcW w:type="dxa" w:w="2340"/>
+            <w:tcBorders>
+              <w:top w:val="single" w:color="999999" w:sz="4"/>
+              <w:left w:val="single" w:color="999999" w:sz="4"/>
+              <w:bottom w:val="single" w:color="999999" w:sz="4"/>
+              <w:right w:val="single" w:color="999999" w:sz="4"/>
+            </w:tcBorders>
+            <w:tcMar>
+              <w:top w:type="dxa" w:w="50"/>
+              <w:left w:type="dxa" w:w="90"/>
+              <w:bottom w:type="dxa" w:w="50"/>
+              <w:right w:type="dxa" w:w="90"/>
+            </w:tcMar>
+          </w:tcPr>
+          <w:p>
+            <w:pPr>
+              <w:keepNext/>
+            </w:pPr>
+            <w:r>
+              <w:rPr>
+                <w:rFonts w:ascii="Arial" w:cs="Arial" w:eastAsia="Arial" w:hAnsi="Arial"/>
+                <w:sz w:val="18"/>
+                <w:szCs w:val="18"/>
+              </w:rPr>
+              <w:t xml:space="preserve">0.615</w:t>
+            </w:r>
+          </w:p>
+        </w:tc>
+      </w:tr>
+    </w:tbl>
+    <w:p>
+      <w:pPr>
+        <w:spacing w:after="120"/>
+      </w:pPr>
+    </w:p>
+    <w:p>
+      <w:pPr>
+        <w:spacing w:after="160" w:line="276"/>
+      </w:pPr>
+      <w:r>
+        <w:rPr>
+          <w:rFonts w:ascii="Arial" w:cs="Arial" w:eastAsia="Arial" w:hAnsi="Arial"/>
+          <w:sz w:val="22"/>
+          <w:szCs w:val="22"/>
+        </w:rPr>
+        <w:t xml:space="preserve">In every band except the small top one (13 requests), the predicted chance and the real share of late requests are close, so a "60% chance of being late" means about 6 in 10 such requests are really late.</w:t>
+      </w:r>
+    </w:p>
+    <w:p>
+      <w:pPr>
         <w:pStyle w:val="Heading1"/>
         <w:keepNext/>
         <w:spacing w:after="120" w:before="360"/>
@@ -3750,7 +5373,7 @@
           <w:sz w:val="22"/>
           <w:szCs w:val="22"/>
         </w:rPr>
-        <w:t xml:space="preserve">, so a prediction is the intercept plus each feature times its weight.</w:t>
+        <w:t xml:space="preserve">, so a prediction is the intercept plus each feature times its weight. The same file holds the error percentiles used for the confidence.</w:t>
       </w:r>
     </w:p>
     <w:p>
@@ -3766,7 +5389,7 @@
           <w:sz w:val="22"/>
           <w:szCs w:val="22"/>
         </w:rPr>
-        <w:t xml:space="preserve">Table 6. Final weights (days added per unit of each feature)</w:t>
+        <w:t xml:space="preserve">Table 8. Final weights (days added per unit of each feature)</w:t>
       </w:r>
     </w:p>
     <w:tbl>
@@ -3878,7 +5501,7 @@
           </w:tcPr>
           <w:p>
             <w:pPr>
-              <w:keepNext w:val="false"/>
+              <w:keepNext/>
             </w:pPr>
             <w:r>
               <w:rPr>
@@ -3908,7 +5531,7 @@
           </w:tcPr>
           <w:p>
             <w:pPr>
-              <w:keepNext w:val="false"/>
+              <w:keepNext/>
             </w:pPr>
             <w:r>
               <w:rPr>
@@ -3943,7 +5566,7 @@
           </w:tcPr>
           <w:p>
             <w:pPr>
-              <w:keepNext w:val="false"/>
+              <w:keepNext/>
             </w:pPr>
             <w:r>
               <w:rPr>
@@ -3989,7 +5612,7 @@
           </w:tcPr>
           <w:p>
             <w:pPr>
-              <w:keepNext w:val="false"/>
+              <w:keepNext/>
             </w:pPr>
             <w:r>
               <w:rPr>
@@ -4024,7 +5647,7 @@
           </w:tcPr>
           <w:p>
             <w:pPr>
-              <w:keepNext w:val="false"/>
+              <w:keepNext/>
             </w:pPr>
             <w:r>
               <w:rPr>
@@ -4070,7 +5693,7 @@
           </w:tcPr>
           <w:p>
             <w:pPr>
-              <w:keepNext w:val="false"/>
+              <w:keepNext/>
             </w:pPr>
             <w:r>
               <w:rPr>
@@ -4105,7 +5728,7 @@
           </w:tcPr>
           <w:p>
             <w:pPr>
-              <w:keepNext w:val="false"/>
+              <w:keepNext/>
             </w:pPr>
             <w:r>
               <w:rPr>
@@ -4151,7 +5774,7 @@
           </w:tcPr>
           <w:p>
             <w:pPr>
-              <w:keepNext w:val="false"/>
+              <w:keepNext/>
             </w:pPr>
             <w:r>
               <w:rPr>
@@ -4186,7 +5809,7 @@
           </w:tcPr>
           <w:p>
             <w:pPr>
-              <w:keepNext w:val="false"/>
+              <w:keepNext/>
             </w:pPr>
             <w:r>
               <w:rPr>
@@ -4232,7 +5855,7 @@
           </w:tcPr>
           <w:p>
             <w:pPr>
-              <w:keepNext w:val="false"/>
+              <w:keepNext/>
             </w:pPr>
             <w:r>
               <w:rPr>
@@ -4267,7 +5890,7 @@
           </w:tcPr>
           <w:p>
             <w:pPr>
-              <w:keepNext w:val="false"/>
+              <w:keepNext/>
             </w:pPr>
             <w:r>
               <w:rPr>
@@ -4313,7 +5936,7 @@
           </w:tcPr>
           <w:p>
             <w:pPr>
-              <w:keepNext w:val="false"/>
+              <w:keepNext/>
             </w:pPr>
             <w:r>
               <w:rPr>
@@ -4348,7 +5971,7 @@
           </w:tcPr>
           <w:p>
             <w:pPr>
-              <w:keepNext w:val="false"/>
+              <w:keepNext/>
             </w:pPr>
             <w:r>
               <w:rPr>
@@ -4394,7 +6017,7 @@
           </w:tcPr>
           <w:p>
             <w:pPr>
-              <w:keepNext w:val="false"/>
+              <w:keepNext/>
             </w:pPr>
             <w:r>
               <w:rPr>
@@ -4429,7 +6052,7 @@
           </w:tcPr>
           <w:p>
             <w:pPr>
-              <w:keepNext w:val="false"/>
+              <w:keepNext/>
             </w:pPr>
             <w:r>
               <w:rPr>
@@ -4475,7 +6098,7 @@
           </w:tcPr>
           <w:p>
             <w:pPr>
-              <w:keepNext w:val="false"/>
+              <w:keepNext/>
             </w:pPr>
             <w:r>
               <w:rPr>
@@ -4510,7 +6133,7 @@
           </w:tcPr>
           <w:p>
             <w:pPr>
-              <w:keepNext w:val="false"/>
+              <w:keepNext/>
             </w:pPr>
             <w:r>
               <w:rPr>
@@ -4556,7 +6179,7 @@
           </w:tcPr>
           <w:p>
             <w:pPr>
-              <w:keepNext w:val="false"/>
+              <w:keepNext/>
             </w:pPr>
             <w:r>
               <w:rPr>
@@ -4591,7 +6214,7 @@
           </w:tcPr>
           <w:p>
             <w:pPr>
-              <w:keepNext w:val="false"/>
+              <w:keepNext/>
             </w:pPr>
             <w:r>
               <w:rPr>
@@ -4637,7 +6260,7 @@
           </w:tcPr>
           <w:p>
             <w:pPr>
-              <w:keepNext w:val="false"/>
+              <w:keepNext/>
             </w:pPr>
             <w:r>
               <w:rPr>
@@ -4672,7 +6295,7 @@
           </w:tcPr>
           <w:p>
             <w:pPr>
-              <w:keepNext w:val="false"/>
+              <w:keepNext/>
             </w:pPr>
             <w:r>
               <w:rPr>
@@ -4718,7 +6341,7 @@
           </w:tcPr>
           <w:p>
             <w:pPr>
-              <w:keepNext w:val="false"/>
+              <w:keepNext/>
             </w:pPr>
             <w:r>
               <w:rPr>
@@ -4796,7 +6419,7 @@
           <w:sz w:val="17"/>
           <w:szCs w:val="17"/>
         </w:rPr>
-        <w:t xml:space="preserve">      + 2 x 0.383 + 1 x 1.228 + 20 x 0.071  =  12.4 days</w:t>
+        <w:t xml:space="preserve">      + 2 x 0.383 + 1 x 1.228 + 20 x 0.071  =  12.4 days   (likely 7.8 to 17.6)</w:t>
       </w:r>
     </w:p>
     <w:p>
@@ -4809,7 +6432,7 @@
           <w:sz w:val="22"/>
           <w:szCs w:val="22"/>
         </w:rPr>
-        <w:t xml:space="preserve">Routed on a Monday, the TOR is due in 14 calendar days (10 working days), so the request is </w:t>
+        <w:t xml:space="preserve">Routed on Monday 12 October at 9:00, the TOR is due 14 calendar days later (10 working days), so it is </w:t>
       </w:r>
       <w:r>
         <w:rPr>
@@ -4827,7 +6450,7 @@
           <w:sz w:val="22"/>
           <w:szCs w:val="22"/>
         </w:rPr>
-        <w:t xml:space="preserve">. Routed late on a Saturday, its 10 working days end 12 calendar days later, so the same 12.4 days makes it </w:t>
+        <w:t xml:space="preserve"> with a 28% chance of being late (confidence 72%). Routed on Sunday 11 October at 22:00, its 10 working days end 12 calendar days later; 12.4 days lands 9.6 hours past the due date, so it is flagged </w:t>
       </w:r>
       <w:r>
         <w:rPr>
@@ -4845,7 +6468,25 @@
           <w:sz w:val="22"/>
           <w:szCs w:val="22"/>
         </w:rPr>
-        <w:t xml:space="preserve">. This is the output the API (DEV-04) and the dashboard (DEV-05) show.</w:t>
+        <w:t xml:space="preserve">, but with only a 49% chance of being late. The registrar's page shows such a case as </w:t>
+      </w:r>
+      <w:r>
+        <w:rPr>
+          <w:rFonts w:ascii="Arial" w:cs="Arial" w:eastAsia="Arial" w:hAnsi="Arial"/>
+          <w:b/>
+          <w:bCs/>
+          <w:sz w:val="22"/>
+          <w:szCs w:val="22"/>
+        </w:rPr>
+        <w:t xml:space="preserve">borderline</w:t>
+      </w:r>
+      <w:r>
+        <w:rPr>
+          <w:rFonts w:ascii="Arial" w:cs="Arial" w:eastAsia="Arial" w:hAnsi="Arial"/>
+          <w:sz w:val="22"/>
+          <w:szCs w:val="22"/>
+        </w:rPr>
+        <w:t xml:space="preserve">, because the model's errors are skewed: a few long holds make requests very late, while the typical request finishes about half a day earlier than the estimate. This is the output the API (DEV-04) and the dashboard (DEV-05) show.</w:t>
       </w:r>
     </w:p>
     <w:p>
@@ -4916,7 +6557,7 @@
           <w:sz w:val="22"/>
           <w:szCs w:val="22"/>
         </w:rPr>
-        <w:t xml:space="preserve">An R² of 0.46 means more than half of the variation is still unexplained, mostly by holds. The model is an early-warning aid for the registrar, not a promise to the student.</w:t>
+        <w:t xml:space="preserve">An R² of 0.46 means more than half of the variation is still unexplained, mostly by holds. The likely range (about 10 days wide) states this uncertainty openly; the model is an early-warning aid for the registrar, not a promise to the student.</w:t>
       </w:r>
     </w:p>
     <w:sectPr>
